--- a/ladeklar/docs/recht/pdf/DATENSCHUTZ.docx
+++ b/ladeklar/docs/recht/pdf/DATENSCHUTZ.docx
@@ -212,7 +212,7 @@
         <w:t xml:space="preserve"> </w:t>
       </w:r>
       <w:r>
-        <w:t xml:space="preserve">LADEKLAR wird von Transportunternehmen („Kunden“) genutzt, um Lieferungen zu planen und zu dokumentieren. Für die Daten, die Kunden und ihre Nutzer in der Plattform verarbeiten – insbesondere Auftragsdaten, Fahrerdaten, Lieferscheine, Fotos, Unterschriften und Standortangaben – ist</w:t>
+        <w:t xml:space="preserve">LADEKLAR wird von Transportunternehmen („Kunden“) genutzt, um Lieferungen zu planen und zu dokumentieren. Für die Daten, die Kunden und ihre Nutzer in der Plattform verarbeiten – insbesondere Auftragsdaten, Fahrerdaten, Lieferscheine, Fotos, Unterschriften, Standortangaben und das Protokoll der Anmeldungen im Bereich des Kunden – ist</w:t>
       </w:r>
       <w:r>
         <w:t xml:space="preserve"> </w:t>
@@ -225,7 +225,7 @@
         <w:t xml:space="preserve">das jeweilige Unternehmen Verantwortlicher</w:t>
       </w:r>
       <w:r>
-        <w:t xml:space="preserve">. Wir verarbeiten diese Daten nur in dessen Auftrag (Art. 28 DSGVO) und haben keine Einsicht in die Auftragsdaten. Wenn Sie als Fahrer, Disponent, Empfänger oder Ansprechpartner betroffen sind, wenden Sie sich bitte an das Unternehmen, für das Sie tätig sind bzw. das die Lieferung durchführt. Dessen Datenschutzhinweise erhalten Sie dort.</w:t>
+        <w:t xml:space="preserve">. Wir verarbeiten diese Daten nur in dessen Auftrag (Art. 28 DSGVO). Unsere Lizenzgeber-Konsole zeigt keine Auftragsdaten. Wenn Sie als Fahrer, Disponent, Empfänger oder Ansprechpartner betroffen sind, wenden Sie sich bitte an das Unternehmen, für das Sie tätig sind bzw. das die Lieferung durchführt. Dessen Datenschutzhinweise erhalten Sie dort.</w:t>
       </w:r>
     </w:p>
     <w:p>
@@ -251,12 +251,63 @@
         <w:pStyle w:val="FirstParagraph"/>
       </w:pPr>
       <w:r>
-        <w:t xml:space="preserve">(1) Beim Aufruf unserer Website und der Plattform verarbeitet unser Server technisch notwendige Daten, die Ihr Browser übermittelt: IP-Adresse, Datum und Uhrzeit, aufgerufene Adresse, übertragene Datenmenge, Statuscode, Referrer-URL, Browser und Betriebssystem.</w:t>
-      </w:r>
-    </w:p>
-    <w:p>
-      <w:pPr>
-        <w:pStyle w:val="BodyText"/>
+        <w:t xml:space="preserve">(1) Beim Aufruf unserer Website und der Plattform verarbeitet unser Server technisch notwendige Daten, die Ihr Browser übermittelt: IP-Adresse, Datum und Uhrzeit, aufgerufene Adresse, übertragene Datenmenge, Statuscode, Referrer-URL, Browser und Betriebssystem. Die Anwendung LADEKLAR selbst schreibt je Anfrage nur Zeitpunkt, Methode, aufgerufenen Pfad, Statuscode und Bearbeitungsdauer in ihr Protokoll, keine IP-Adresse. [Der vorgeschaltete Webserver [Name, z. B. Caddy] protokolliert zusätzlich IP-Adresse, Browser und Referrer.]</w:t>
+      </w:r>
+    </w:p>
+    <w:p>
+      <w:pPr>
+        <w:pStyle w:val="BlockText"/>
+      </w:pPr>
+      <w:r>
+        <w:rPr>
+          <w:bCs/>
+          <w:b/>
+        </w:rPr>
+        <w:t xml:space="preserve">Prüfhinweis (Technik):</w:t>
+      </w:r>
+      <w:r>
+        <w:t xml:space="preserve"> </w:t>
+      </w:r>
+      <w:r>
+        <w:t xml:space="preserve">Zugriffsprotokolle mit IP-Adresse entstehen nur im vorgeschalteten Webserver bzw. beim Hosting-Anbieter, nicht in der Anwendung (</w:t>
+      </w:r>
+      <w:r>
+        <w:rPr>
+          <w:rStyle w:val="VerbatimChar"/>
+        </w:rPr>
+        <w:t xml:space="preserve">server/index.js</w:t>
+      </w:r>
+      <w:r>
+        <w:t xml:space="preserve">, Ausgabe</w:t>
+      </w:r>
+      <w:r>
+        <w:t xml:space="preserve"> </w:t>
+      </w:r>
+      <w:r>
+        <w:rPr>
+          <w:rStyle w:val="VerbatimChar"/>
+        </w:rPr>
+        <w:t xml:space="preserve">log(Methode, Pfad, Status, Dauer)</w:t>
+      </w:r>
+      <w:r>
+        <w:t xml:space="preserve">). Deren Inhalt und Löschfrist in Abs. 1 und 4 mit der Server-Konfiguration abgleichen. Der Pfad kann Kennungen enthalten (z. B. Firmencode in</w:t>
+      </w:r>
+      <w:r>
+        <w:t xml:space="preserve"> </w:t>
+      </w:r>
+      <w:r>
+        <w:rPr>
+          <w:rStyle w:val="VerbatimChar"/>
+        </w:rPr>
+        <w:t xml:space="preserve">/t/KAYA</w:t>
+      </w:r>
+      <w:r>
+        <w:t xml:space="preserve">, Datei-Kennungen).</w:t>
+      </w:r>
+    </w:p>
+    <w:p>
+      <w:pPr>
+        <w:pStyle w:val="FirstParagraph"/>
       </w:pPr>
       <w:r>
         <w:t xml:space="preserve">(2) Zweck ist die Auslieferung der Inhalte, die Gewährleistung der Sicherheit und Stabilität sowie die Abwehr und Aufklärung von Angriffen.</w:t>
@@ -309,7 +360,19 @@
         <w:pStyle w:val="FirstParagraph"/>
       </w:pPr>
       <w:r>
-        <w:t xml:space="preserve">(1) Wir verwenden keine Cookies oder vergleichbaren Techniken zu Analyse-, Werbe- oder Trackingzwecken. Gespeichert werden nur Informationen, die für den von Ihnen ausdrücklich gewünschten Dienst unbedingt erforderlich sind (Anmeldung, Sprache, Offline-Funktion, installierbare App, Push nach Ihrer Freigabe). Rechtsgrundlage für die Speicherung im Gerät ist § 25 Abs. 2 Nr. 2 TDDDG, für die anschließende Verarbeitung Art. 6 Abs. 1 lit. b bzw. lit. f DSGVO.</w:t>
+        <w:t xml:space="preserve">(1) Wir verwenden keine Cookies oder vergleichbaren Techniken zu Analyse-, Werbe- oder Trackingzwecken. Gespeichert werden nur Informationen, die für den von Ihnen ausdrücklich gewünschten Dienst unbedingt erforderlich sind: der Sitzungs-Cookie</w:t>
+      </w:r>
+      <w:r>
+        <w:t xml:space="preserve"> </w:t>
+      </w:r>
+      <w:r>
+        <w:rPr>
+          <w:rStyle w:val="VerbatimChar"/>
+        </w:rPr>
+        <w:t xml:space="preserve">lk_sid</w:t>
+      </w:r>
+      <w:r>
+        <w:t xml:space="preserve">, die gewählte Sprache, eine Kopie Ihrer Kontoangaben für den Start ohne Netz, in der Fahrer-App zusätzlich die zuletzt geladenen Touren, die Offline-Warteschlange (Schritte, Notizen, Fotos und Unterschriften, bis sie gesendet sind) und Ihre Entscheidungen zur Fahrsperre, Merker für Push und für eine Abmeldung ohne Netz, die Programmdateien der installierbaren App mit dem öffentlichen Logo des Unternehmens und – nach Ihrer Freigabe – das Push-Abonnement. Beim Abmelden löscht die App die Kontoangaben und Tourdaten auf dem Gerät. Rechtsgrundlage für die Speicherung im Gerät ist § 25 Abs. 2 Nr. 2 TDDDG, für die anschließende Verarbeitung Art. 6 Abs. 1 lit. b bzw. lit. f DSGVO.</w:t>
       </w:r>
     </w:p>
     <w:p>
@@ -359,7 +422,7 @@
         <w:pStyle w:val="BodyText"/>
       </w:pPr>
       <w:r>
-        <w:t xml:space="preserve">(3) Die Schaltfläche „Navigation“ in der Fahrer-App öffnet erst nach Ihrem Tippen eine externe App (Google Maps oder Apple Karten) mit der Zieladresse. Für die Verarbeitung dort ist der jeweilige Anbieter verantwortlich.</w:t>
+        <w:t xml:space="preserve">(3) Die Schaltfläche „Navi“ in der Fahrer-App öffnet erst nach Ihrem Tippen einen Kartendienst mit der Zieladresse: auf iPhone und iPad Apple Karten, auf allen anderen Geräten Google Maps. Im Verlauf einer Lieferung öffnet der Link „Standort“ Google Maps mit den gespeicherten Koordinaten, ebenfalls erst nach einem Klick. Für die Verarbeitung dort ist der jeweilige Anbieter verantwortlich.</w:t>
       </w:r>
     </w:p>
     <w:p>
@@ -445,7 +508,7 @@
         <w:pStyle w:val="BodyText"/>
       </w:pPr>
       <w:r>
-        <w:t xml:space="preserve">(2) Die Online-Demo läuft mit erfundenen Beispieldaten im Browser. Der Demo-Zustand wird im lokalen Speicher Ihres Browsers abgelegt. Nutzen Sie die Synchronisation zwischen zwei Geräten, werden die Demodaten über unseren Server übertragen und nach [24] Stunden gelöscht. Bitte geben Sie in der Demo keine echten personenbezogenen Daten ein.</w:t>
+        <w:t xml:space="preserve">(2) Die Online-Demo läuft mit erfundenen Beispieldaten vollständig in Ihrem Browser; sie sendet nichts an unseren Server. Der Demo-Zustand wird im lokalen Speicher Ihres Browsers abgelegt, bis Sie „Demo zurücksetzen“ wählen oder die Browserdaten löschen; ist er älter als 12 Stunden, baut die Demo beim nächsten Öffnen frische Beispieldaten auf. Die Funktion „Mit zweitem Gerät verbinden“ steht nur zur Verfügung, wenn die Demo in einer Umgebung mit gemeinsamer Datenablage läuft [derzeit nur die als Claude-Artefakt veröffentlichte Demo]. Dann werden die Demodaten unter einem sechsstelligen Raumcode in dieser Ablage gespeichert; eine automatische Löschung nach Zeit gibt es nicht. Bitte geben Sie in der Demo keine echten personenbezogenen Daten ein.</w:t>
       </w:r>
     </w:p>
     <w:p>
@@ -463,7 +526,25 @@
         <w:t xml:space="preserve"> </w:t>
       </w:r>
       <w:r>
-        <w:t xml:space="preserve">Funktionsweise der Live-Synchronisation der Online-Demo (Server-Relay, Speicherdauer) bestätigen.</w:t>
+        <w:t xml:space="preserve">Funktionsweise der Live-Synchronisation der Online-Demo (Server-Relay, Speicherdauer) bestätigen. Stand 17.10.2026: Die Synchronisation (</w:t>
+      </w:r>
+      <w:r>
+        <w:rPr>
+          <w:rStyle w:val="VerbatimChar"/>
+        </w:rPr>
+        <w:t xml:space="preserve">web/js/demo-sync.js</w:t>
+      </w:r>
+      <w:r>
+        <w:t xml:space="preserve">) nutzt die Datenablage der Umgebung, in der die Demo veröffentlicht ist (</w:t>
+      </w:r>
+      <w:r>
+        <w:rPr>
+          <w:rStyle w:val="VerbatimChar"/>
+        </w:rPr>
+        <w:t xml:space="preserve">window.claude.use('db')</w:t>
+      </w:r>
+      <w:r>
+        <w:t xml:space="preserve">), nicht den LADEKLAR-Server. Ohne diese Ablage bleibt die Demo lokal. Betreiber, Speicherort und Löschung dieser Ablage vor Veröffentlichung klären und hier angeben; ein Server-Relay mit Löschung nach [24] Stunden gibt es nicht.</w:t>
       </w:r>
     </w:p>
     <w:bookmarkEnd w:id="27"/>
@@ -497,7 +578,7 @@
         <w:pStyle w:val="BodyText"/>
       </w:pPr>
       <w:r>
-        <w:t xml:space="preserve">(3) Die Daten werden für die Dauer des Vertrags gespeichert und anschließend gelöscht, soweit keine Aufbewahrungspflichten bestehen.</w:t>
+        <w:t xml:space="preserve">(3) Die Daten werden für die Dauer des Vertrags gespeichert und anschließend gelöscht, soweit keine Aufbewahrungspflichten bestehen. Das Startpasswort des ersten Admins zeigt die Plattform einmalig an; bei der ersten Anmeldung muss der Admin ein eigenes Passwort mit mindestens 10 Zeichen vergeben, vorher lehnt die Plattform alle anderen Aktionen ab.</w:t>
       </w:r>
     </w:p>
     <w:bookmarkEnd w:id="28"/>
@@ -515,7 +596,7 @@
         <w:pStyle w:val="FirstParagraph"/>
       </w:pPr>
       <w:r>
-        <w:t xml:space="preserve">(1) Für die Abrechnung verarbeiten wir Vertrags- und Rechnungsdaten (Tarif, Laufzeit, Rechnungsadresse, USt-IdNr., Rechnungen, Zahlungseingänge) sowie aggregierte Nutzungskennzahlen je Kunde (Anzahl Fahrer, Fahrzeuge, Lieferungen, belegter Speicher). Die Kennzahlen enthalten keine Namen und keine Inhalte von Lieferungen.</w:t>
+        <w:t xml:space="preserve">(1) Für die Abrechnung verarbeiten wir Vertrags- und Rechnungsdaten (Tarif, Laufzeit, Rechnungsadresse, USt-IdNr., Rechnungen, Zahlungseingänge), die Lizenz-Historie je Kunde (Status, Tarif, Zahlweise, Zusatzfahrer, Store-App und Laufzeitende mit Zeitpunkt jeder Änderung), Kündigungs- und Tarifwünsche, die der Admin in der Plattform sendet (mit Zeitpunkt, Grund bzw. Notiz), sowie aggregierte Nutzungskennzahlen je Kunde (Anzahl Fahrer, Büro-Zugänge und Fahrzeuge, Lieferungen im Monat und insgesamt, Zeitpunkt der letzten Änderung einer Lieferung, belegter Speicher). Die Kennzahlen enthalten keine Namen und keine Inhalte von Lieferungen.</w:t>
       </w:r>
     </w:p>
     <w:p>
@@ -573,7 +654,31 @@
         <w:t xml:space="preserve"> </w:t>
       </w:r>
       <w:r>
-        <w:t xml:space="preserve">Anmeldungen, fehlgeschlagene Anmeldeversuche, Login-Sperren und Zugriffe der Mitarbeiter des Anbieters werden mit Zeitpunkt, Zugangskennung und IP-Adresse protokolliert, um Angriffe zu erkennen und abzuwehren. Rechtsgrundlage ist Art. 6 Abs. 1 lit. f DSGVO. Löschung nach [7] Tagen (IP-Adressen) bzw. [12] Monaten (Protokolleinträge ohne IP-Adresse).</w:t>
+        <w:t xml:space="preserve">Die Plattform protokolliert jede Anmeldung und jede fehlgeschlagene Anmeldung mit Zeitpunkt, Zugang, Rolle, Grund und IP-Adresse; bei einer unbekannten E-Mail-Adresse oder Handynummer speichert sie die eingegebene Kennung. Anmeldungen der Nutzer eines Kunden stehen im Protokoll dieses Kunden; das verarbeiten wir in seinem Auftrag. Anmeldungen am Lizenzgeber-Zugang, Anmeldeversuche mit einer E-Mail-Adresse, zu der es keinen Zugang gibt, und unsere eigenen Aktionen in der Lizenzgeber-Konsole (z. B. Kunde anlegen, Lizenz ändern, Kunde löschen) speichern wir in einem Protokoll ohne Kundenbezug, um Angriffe zu erkennen und abzuwehren und unsere Vorgänge nachzuweisen. Rechtsgrundlage ist Art. 6 Abs. 1 lit. f DSGVO. Nach 5 Fehlversuchen sperrt die Plattform den Zugang für 15 Minuten, nach 10 für eine Stunde, danach jeweils für 24 Stunden; je IP-Adresse sind höchstens 20 Anmeldeversuche je Minute möglich. IP-Adressen und eingegebene Kennungen entfernt die Plattform nach 90 Tagen automatisch, die Protokolleinträge selbst nach drei Jahren. Betreiben wir die Plattform hinter einem Reverse Proxy, übernimmt sie die IP-Adresse aus der Kopfzeile, die dieser Proxy anhängt.</w:t>
+      </w:r>
+    </w:p>
+    <w:p>
+      <w:pPr>
+        <w:pStyle w:val="BodyText"/>
+      </w:pPr>
+      <w:r>
+        <w:t xml:space="preserve">(1a)</w:t>
+      </w:r>
+      <w:r>
+        <w:t xml:space="preserve"> </w:t>
+      </w:r>
+      <w:r>
+        <w:rPr>
+          <w:bCs/>
+          <w:b/>
+        </w:rPr>
+        <w:t xml:space="preserve">Zwei-Faktor-Anmeldung:</w:t>
+      </w:r>
+      <w:r>
+        <w:t xml:space="preserve"> </w:t>
+      </w:r>
+      <w:r>
+        <w:t xml:space="preserve">Lizenzgeber, Admins und Disponenten können zusätzlich zum Passwort einen 6-stelligen Code aus einer Authenticator-App verlangen lassen (freiwillig). Die Plattform speichert dafür den geheimen Schlüssel, den zuletzt verwendeten Zeitschritt und den Zeitpunkt des Einschaltens; beim Ausschalten löscht sie diese Angaben. Die Authenticator-App selbst wählen Sie; sie läuft auf Ihrem Gerät, wir erhalten von ihr keine Daten. Für Zugänge unserer Kunden geschieht das in deren Auftrag.</w:t>
       </w:r>
     </w:p>
     <w:p>
@@ -621,7 +726,7 @@
         <w:t xml:space="preserve"> </w:t>
       </w:r>
       <w:r>
-        <w:t xml:space="preserve">Auf die Daten im Bereich eines Kunden greifen wir nur zu, wenn ein Admin des Kunden dies freigegeben hat. Die Freigabe ist zeitlich begrenzt, und jeder Zugriff wird für den Kunden sichtbar protokolliert. Diese Verarbeitung erfolgt im Auftrag des Kunden.</w:t>
+        <w:t xml:space="preserve">Ein Admin des Kunden kann in der Plattform einen Support-Zugriff für 24 Stunden freigeben und vorzeitig beenden; Freigabe und Ende stehen im Protokoll des Kunden. Die Plattform hat derzeit keinen Support-Modus: Auch mit Freigabe zeigt die Lizenzgeber-Konsole keine Auftragsdaten. Hat sich ein Admin ausgesperrt, können wir auf seine Bitte ein neues Startpasswort erzeugen; die Plattform schaltet dann seine Zwei-Faktor-Anmeldung aus, beendet alle Sitzungen und Push-Abonnements dieses Admins, verlangt bei der nächsten Anmeldung ein eigenes Passwort und vermerkt den Vorgang im Protokoll des Kunden. Wir übermitteln das Startpasswort nur an den Kunden und melden uns damit nicht selbst an. Diese Verarbeitung erfolgt im Auftrag des Kunden.</w:t>
       </w:r>
     </w:p>
     <w:bookmarkEnd w:id="30"/>
@@ -639,7 +744,7 @@
         <w:pStyle w:val="FirstParagraph"/>
       </w:pPr>
       <w:r>
-        <w:t xml:space="preserve">(1) Wenn Sie in der App Benachrichtigungen erlauben, erstellt Ihr Browser ein Push-Abonnement. Wir speichern die Endpunkt-Adresse und den öffentlichen Schlüssel dieses Abonnements, um Ihnen Benachrichtigungen zu senden.</w:t>
+        <w:t xml:space="preserve">(1) Wenn Sie in der App Benachrichtigungen erlauben, erstellt Ihr Browser ein Push-Abonnement. Wir speichern die Endpunkt-Adresse und den öffentlichen Schlüssel dieses Abonnements, um Ihnen Benachrichtigungen zu senden. Wir nehmen nur Abonnements der Push-Dienste nach Abs. 2 an und speichern höchstens 10 je Person; beim elften fällt das älteste weg.</w:t>
       </w:r>
     </w:p>
     <w:p>
@@ -663,7 +768,7 @@
         <w:pStyle w:val="BodyText"/>
       </w:pPr>
       <w:r>
-        <w:t xml:space="preserve">(4) Sie können Benachrichtigungen jederzeit in der App oder in den Einstellungen Ihres Browsers bzw. Geräts abschalten. Das Abonnement wird dann gelöscht.</w:t>
+        <w:t xml:space="preserve">(4) Sie können Benachrichtigungen jederzeit mit dem Schalter in der App (Fahrer-App: „Mehr“; Büro: „Mein Konto“) oder in den Einstellungen Ihres Browsers bzw. Geräts abschalten oder sich in der App abmelden. Schalter und Abmelden löschen das Abonnement im Browser und auf unserem Server; ohne Netz holt die App das beim nächsten Kontakt nach. Schalten Sie Benachrichtigungen nur im Browser ab, löscht unser Server das Abonnement, sobald der Push-Dienst es als ungültig meldet. Ändern Sie Ihr Passwort oder bekommen Sie einen neuen PIN bzw. ein neues Passwort, löschen wir alle Ihre Abonnements; auf dem Gerät, auf dem Sie angemeldet sind, richtet die App das Abonnement beim nächsten Start ohne erneute Frage wieder ein, wenn Benachrichtigungen erlaubt sind und Sie den Schalter nicht ausgeschaltet haben. Wird Ihr Zugang gesperrt oder gelöscht, löschen wir auch Ihre Abonnements.</w:t>
       </w:r>
     </w:p>
     <w:bookmarkEnd w:id="31"/>
@@ -681,23 +786,67 @@
         <w:pStyle w:val="FirstParagraph"/>
       </w:pPr>
       <w:r>
-        <w:t xml:space="preserve">(1) Die Fahrer-App ortet nicht fortlaufend. Hat Ihr Unternehmen die Funktion eingeschaltet, fragt die App den Standort nur im Moment eines Statuswechsels ab. Die Fahrsperre wertet die Geschwindigkeit nur im Gerät aus.</w:t>
-      </w:r>
-    </w:p>
-    <w:p>
-      <w:pPr>
-        <w:pStyle w:val="BodyText"/>
-      </w:pPr>
-      <w:r>
-        <w:t xml:space="preserve">(2) Vor dem ersten Zugriff informiert die App Sie und bittet um Ihre Einwilligung; anschließend fragt Ihr Gerät die Berechtigung ab. Der Zugriff auf die Standortinformation Ihres Geräts erfolgt auf Grundlage Ihrer Einwilligung (§ 25 Abs. 1 TDDDG). Für die weitere Verarbeitung ist Ihr Unternehmen verantwortlich; Einzelheiten enthalten dessen Datenschutzhinweise für Fahrer.</w:t>
-      </w:r>
-    </w:p>
-    <w:p>
-      <w:pPr>
-        <w:pStyle w:val="BodyText"/>
-      </w:pPr>
-      <w:r>
-        <w:t xml:space="preserve">(3) Sie können die Einwilligung jederzeit widerrufen, indem Sie die Standortberechtigung in den Einstellungen Ihres Geräts entziehen. Die App funktioniert dann ohne Standort.</w:t>
+        <w:t xml:space="preserve">(1) Die Fahrer-App ortet nicht fortlaufend. Es gibt zwei Funktionen, die Ihr Unternehmen getrennt einschaltet:</w:t>
+      </w:r>
+    </w:p>
+    <w:p>
+      <w:pPr>
+        <w:numPr>
+          <w:ilvl w:val="0"/>
+          <w:numId w:val="1002"/>
+        </w:numPr>
+        <w:pStyle w:val="Compact"/>
+      </w:pPr>
+      <w:r>
+        <w:rPr>
+          <w:bCs/>
+          <w:b/>
+        </w:rPr>
+        <w:t xml:space="preserve">Standort beim Statuswechsel</w:t>
+      </w:r>
+      <w:r>
+        <w:t xml:space="preserve"> </w:t>
+      </w:r>
+      <w:r>
+        <w:t xml:space="preserve">(Voreinstellung: aus): Die App fragt den Standort nur beim Tippen auf einen Statusschritt (z. B. „Aufgeladen“) oder beim Melden eines Problems ab und sendet ihn mit dieser Meldung. Unser Server speichert ihn nur, wenn die Funktion eingeschaltet ist und Sie zugestimmt haben, und löscht ihn nach 90 Tagen.</w:t>
+      </w:r>
+    </w:p>
+    <w:p>
+      <w:pPr>
+        <w:numPr>
+          <w:ilvl w:val="0"/>
+          <w:numId w:val="1002"/>
+        </w:numPr>
+        <w:pStyle w:val="Compact"/>
+      </w:pPr>
+      <w:r>
+        <w:rPr>
+          <w:bCs/>
+          <w:b/>
+        </w:rPr>
+        <w:t xml:space="preserve">Fahrsperre</w:t>
+      </w:r>
+      <w:r>
+        <w:t xml:space="preserve"> </w:t>
+      </w:r>
+      <w:r>
+        <w:t xml:space="preserve">(Voreinstellung: an): Die App liest die Geschwindigkeit aus dem Standort Ihres Geräts und verdeckt die Knöpfe während der Fahrt. Das geschieht nur im Gerät; die App speichert und sendet den Standort dafür nicht.</w:t>
+      </w:r>
+    </w:p>
+    <w:p>
+      <w:pPr>
+        <w:pStyle w:val="FirstParagraph"/>
+      </w:pPr>
+      <w:r>
+        <w:t xml:space="preserve">(2) Vor dem ersten Zugriff informiert die App Sie auf der Startseite: Für den Standort beim Statuswechsel fragt sie „Standort beim Status-Tipp teilen?“ mit „Ja, teilen“ oder „Nein, danke“; für die Fahrsperre erklärt sie, dass der Standort weder gespeichert noch gesendet wird, und bietet „Standort freigeben“ oder „Später“ an („Später“ blendet die Frage 7 Tage aus). Anschließend fragt Ihr Gerät die Berechtigung ab. Der Zugriff auf die Standortinformation Ihres Geräts erfolgt auf Grundlage Ihrer Einwilligung (§ 25 Abs. 1 TDDDG). Für die weitere Verarbeitung ist Ihr Unternehmen verantwortlich; Einzelheiten enthalten dessen Datenschutzhinweise für Fahrer.</w:t>
+      </w:r>
+    </w:p>
+    <w:p>
+      <w:pPr>
+        <w:pStyle w:val="BodyText"/>
+      </w:pPr>
+      <w:r>
+        <w:t xml:space="preserve">(3) Sie können die Einwilligung jederzeit widerrufen: die Zustimmung zum Speichern in der App unter „Mehr“ (Schalter „Standort beim Status-Tipp teilen“), die Standortberechtigung insgesamt in den Einstellungen Ihres Geräts bzw. Browsers. Die App funktioniert dann ohne Standort; die Fahrsperre ist dann aus.</w:t>
       </w:r>
     </w:p>
     <w:bookmarkEnd w:id="32"/>
@@ -715,7 +864,7 @@
         <w:pStyle w:val="FirstParagraph"/>
       </w:pPr>
       <w:r>
-        <w:t xml:space="preserve">Einladungen, Passwort-Links und Hinweise zum Konto versenden wir über [E-Mail-Versanddienst], [Anschrift], mit Servern in [EU/Deutschland]. Der Dienst handelt als Auftragsverarbeiter. Rechtsgrundlage ist Art. 6 Abs. 1 lit. b DSGVO.</w:t>
+        <w:t xml:space="preserve">Die Plattform versendet derzeit keine E-Mails. Startpasswörter, PINs und Einladungslinks zeigt sie einmalig auf dem Bildschirm an; die Weitergabe übernimmt der Admin des Kunden bzw. bei der Einrichtung eines Kunden wir selbst, z. B. telefonisch oder über unser eigenes E-Mail-Programm. [Falls künftig ein Versanddienst eingesetzt wird: Einladungen und Hinweise zum Konto versenden wir über [E-Mail-Versanddienst], [Anschrift], mit Servern in [EU/Deutschland]. Der Dienst handelt als Auftragsverarbeiter. Rechtsgrundlage ist Art. 6 Abs. 1 lit. b DSGVO.]</w:t>
       </w:r>
     </w:p>
     <w:bookmarkEnd w:id="33"/>
@@ -813,7 +962,7 @@
               <w:jc w:val="left"/>
             </w:pPr>
             <w:r>
-              <w:t xml:space="preserve">Server-Protokolle mit IP-Adresse</w:t>
+              <w:t xml:space="preserve">Zugriffsprotokolle des vorgeschalteten Webservers mit IP-Adresse</w:t>
             </w:r>
           </w:p>
         </w:tc>
@@ -839,6 +988,58 @@
               <w:jc w:val="left"/>
             </w:pPr>
             <w:r>
+              <w:t xml:space="preserve">IP-Adressen und eingegebene Kennungen in Anmeldeprotokollen</w:t>
+            </w:r>
+          </w:p>
+        </w:tc>
+        <w:tc>
+          <w:tcPr/>
+          <w:p>
+            <w:pPr>
+              <w:pStyle w:val="Compact"/>
+              <w:jc w:val="left"/>
+            </w:pPr>
+            <w:r>
+              <w:t xml:space="preserve">90 Tage</w:t>
+            </w:r>
+          </w:p>
+        </w:tc>
+      </w:tr>
+      <w:tr>
+        <w:tc>
+          <w:tcPr/>
+          <w:p>
+            <w:pPr>
+              <w:pStyle w:val="Compact"/>
+              <w:jc w:val="left"/>
+            </w:pPr>
+            <w:r>
+              <w:t xml:space="preserve">Schlüssel der Zwei-Faktor-Anmeldung</w:t>
+            </w:r>
+          </w:p>
+        </w:tc>
+        <w:tc>
+          <w:tcPr/>
+          <w:p>
+            <w:pPr>
+              <w:pStyle w:val="Compact"/>
+              <w:jc w:val="left"/>
+            </w:pPr>
+            <w:r>
+              <w:t xml:space="preserve">bis zum Ausschalten, zum Zurücksetzen des Passworts oder zum Löschen des Zugangs</w:t>
+            </w:r>
+          </w:p>
+        </w:tc>
+      </w:tr>
+      <w:tr>
+        <w:tc>
+          <w:tcPr/>
+          <w:p>
+            <w:pPr>
+              <w:pStyle w:val="Compact"/>
+              <w:jc w:val="left"/>
+            </w:pPr>
+            <w:r>
               <w:t xml:space="preserve">Sicherheitsprotokolle ohne IP-Adresse</w:t>
             </w:r>
           </w:p>
@@ -851,7 +1052,7 @@
               <w:jc w:val="left"/>
             </w:pPr>
             <w:r>
-              <w:t xml:space="preserve">[12] Monate</w:t>
+              <w:t xml:space="preserve">3 Jahre</w:t>
             </w:r>
           </w:p>
         </w:tc>
@@ -1007,7 +1208,7 @@
               <w:jc w:val="left"/>
             </w:pPr>
             <w:r>
-              <w:t xml:space="preserve">[24] Stunden</w:t>
+              <w:t xml:space="preserve">[keine automatische Löschung; siehe Ziffer 8]</w:t>
             </w:r>
           </w:p>
         </w:tc>
@@ -1036,7 +1237,7 @@
         <w:pStyle w:val="FirstParagraph"/>
       </w:pPr>
       <w:r>
-        <w:t xml:space="preserve">Empfänger Ihrer Daten sind unsere Auftragsverarbeiter (Hosting, Datensicherung, E-Mail-Versand), die Push-Dienste nach Ziffer 12, [Zahlungsdienstleister], unsere Steuerberatung (Berufsgeheimnisträger) sowie Behörden, soweit wir gesetzlich dazu verpflichtet sind. Eine Weitergabe zu Werbezwecken findet nicht statt.</w:t>
+        <w:t xml:space="preserve">Empfänger Ihrer Daten sind unsere Auftragsverarbeiter (Hosting, Datensicherung [, E-Mail-Versand, falls eingesetzt]), die Push-Dienste nach Ziffer 12, [Zahlungsdienstleister], unsere Steuerberatung (Berufsgeheimnisträger) sowie Behörden, soweit wir gesetzlich dazu verpflichtet sind. Eine Weitergabe zu Werbezwecken findet nicht statt.</w:t>
       </w:r>
     </w:p>
     <w:bookmarkEnd w:id="37"/>
@@ -1079,7 +1280,7 @@
       <w:pPr>
         <w:numPr>
           <w:ilvl w:val="0"/>
-          <w:numId w:val="1002"/>
+          <w:numId w:val="1003"/>
         </w:numPr>
         <w:pStyle w:val="Compact"/>
       </w:pPr>
@@ -1091,7 +1292,7 @@
       <w:pPr>
         <w:numPr>
           <w:ilvl w:val="0"/>
-          <w:numId w:val="1002"/>
+          <w:numId w:val="1003"/>
         </w:numPr>
         <w:pStyle w:val="Compact"/>
       </w:pPr>
@@ -1103,7 +1304,7 @@
       <w:pPr>
         <w:numPr>
           <w:ilvl w:val="0"/>
-          <w:numId w:val="1002"/>
+          <w:numId w:val="1003"/>
         </w:numPr>
         <w:pStyle w:val="Compact"/>
       </w:pPr>
@@ -1115,7 +1316,7 @@
       <w:pPr>
         <w:numPr>
           <w:ilvl w:val="0"/>
-          <w:numId w:val="1002"/>
+          <w:numId w:val="1003"/>
         </w:numPr>
         <w:pStyle w:val="Compact"/>
       </w:pPr>
@@ -1127,7 +1328,7 @@
       <w:pPr>
         <w:numPr>
           <w:ilvl w:val="0"/>
-          <w:numId w:val="1002"/>
+          <w:numId w:val="1003"/>
         </w:numPr>
         <w:pStyle w:val="Compact"/>
       </w:pPr>
@@ -1139,7 +1340,7 @@
       <w:pPr>
         <w:numPr>
           <w:ilvl w:val="0"/>
-          <w:numId w:val="1002"/>
+          <w:numId w:val="1003"/>
         </w:numPr>
         <w:pStyle w:val="Compact"/>
       </w:pPr>
@@ -1466,6 +1667,36 @@
     </w:lvlOverride>
   </w:num>
   <w:num w:numId="1002">
+    <w:abstractNumId w:val="99411"/>
+    <w:lvlOverride w:ilvl="0">
+      <w:startOverride w:val="1"/>
+    </w:lvlOverride>
+    <w:lvlOverride w:ilvl="1">
+      <w:startOverride w:val="1"/>
+    </w:lvlOverride>
+    <w:lvlOverride w:ilvl="2">
+      <w:startOverride w:val="1"/>
+    </w:lvlOverride>
+    <w:lvlOverride w:ilvl="3">
+      <w:startOverride w:val="1"/>
+    </w:lvlOverride>
+    <w:lvlOverride w:ilvl="4">
+      <w:startOverride w:val="1"/>
+    </w:lvlOverride>
+    <w:lvlOverride w:ilvl="5">
+      <w:startOverride w:val="1"/>
+    </w:lvlOverride>
+    <w:lvlOverride w:ilvl="6">
+      <w:startOverride w:val="1"/>
+    </w:lvlOverride>
+    <w:lvlOverride w:ilvl="7">
+      <w:startOverride w:val="1"/>
+    </w:lvlOverride>
+    <w:lvlOverride w:ilvl="8">
+      <w:startOverride w:val="1"/>
+    </w:lvlOverride>
+  </w:num>
+  <w:num w:numId="1003">
     <w:abstractNumId w:val="99411"/>
     <w:lvlOverride w:ilvl="0">
       <w:startOverride w:val="1"/>
